--- a/tillsyn/A 34164-2023 tillsynsbegäran.docx
+++ b/tillsyn/A 34164-2023 tillsynsbegäran.docx
@@ -521,7 +521,7 @@
     <w:r>
       <w:tab/>
       <w:tab/>
-      <w:t>2026-09-14</w:t>
+      <w:t>2026-09-15</w:t>
       <w:br/>
       <w:br/>
     </w:r>

--- a/tillsyn/A 34164-2023 tillsynsbegäran.docx
+++ b/tillsyn/A 34164-2023 tillsynsbegäran.docx
@@ -521,7 +521,7 @@
     <w:r>
       <w:tab/>
       <w:tab/>
-      <w:t>2026-09-15</w:t>
+      <w:t>2026-09-16</w:t>
       <w:br/>
       <w:br/>
     </w:r>

--- a/tillsyn/A 34164-2023 tillsynsbegäran.docx
+++ b/tillsyn/A 34164-2023 tillsynsbegäran.docx
@@ -521,7 +521,7 @@
     <w:r>
       <w:tab/>
       <w:tab/>
-      <w:t>2026-09-16</w:t>
+      <w:t>2026-09-17</w:t>
       <w:br/>
       <w:br/>
     </w:r>

--- a/tillsyn/A 34164-2023 tillsynsbegäran.docx
+++ b/tillsyn/A 34164-2023 tillsynsbegäran.docx
@@ -521,7 +521,7 @@
     <w:r>
       <w:tab/>
       <w:tab/>
-      <w:t>2026-09-17</w:t>
+      <w:t>2026-09-18</w:t>
       <w:br/>
       <w:br/>
     </w:r>

--- a/tillsyn/A 34164-2023 tillsynsbegäran.docx
+++ b/tillsyn/A 34164-2023 tillsynsbegäran.docx
@@ -521,7 +521,7 @@
     <w:r>
       <w:tab/>
       <w:tab/>
-      <w:t>2026-09-18</w:t>
+      <w:t>2026-09-19</w:t>
       <w:br/>
       <w:br/>
     </w:r>

--- a/tillsyn/A 34164-2023 tillsynsbegäran.docx
+++ b/tillsyn/A 34164-2023 tillsynsbegäran.docx
@@ -521,7 +521,7 @@
     <w:r>
       <w:tab/>
       <w:tab/>
-      <w:t>2026-09-19</w:t>
+      <w:t>2026-09-21</w:t>
       <w:br/>
       <w:br/>
     </w:r>

--- a/tillsyn/A 34164-2023 tillsynsbegäran.docx
+++ b/tillsyn/A 34164-2023 tillsynsbegäran.docx
@@ -521,7 +521,7 @@
     <w:r>
       <w:tab/>
       <w:tab/>
-      <w:t>2026-09-21</w:t>
+      <w:t>2026-09-23</w:t>
       <w:br/>
       <w:br/>
     </w:r>

--- a/tillsyn/A 34164-2023 tillsynsbegäran.docx
+++ b/tillsyn/A 34164-2023 tillsynsbegäran.docx
@@ -521,7 +521,7 @@
     <w:r>
       <w:tab/>
       <w:tab/>
-      <w:t>2026-09-23</w:t>
+      <w:t>2026-09-24</w:t>
       <w:br/>
       <w:br/>
     </w:r>

--- a/tillsyn/A 34164-2023 tillsynsbegäran.docx
+++ b/tillsyn/A 34164-2023 tillsynsbegäran.docx
@@ -521,7 +521,7 @@
     <w:r>
       <w:tab/>
       <w:tab/>
-      <w:t>2026-09-24</w:t>
+      <w:t>2026-09-25</w:t>
       <w:br/>
       <w:br/>
     </w:r>

--- a/tillsyn/A 34164-2023 tillsynsbegäran.docx
+++ b/tillsyn/A 34164-2023 tillsynsbegäran.docx
@@ -521,7 +521,7 @@
     <w:r>
       <w:tab/>
       <w:tab/>
-      <w:t>2026-09-25</w:t>
+      <w:t>2026-09-26</w:t>
       <w:br/>
       <w:br/>
     </w:r>

--- a/tillsyn/A 34164-2023 tillsynsbegäran.docx
+++ b/tillsyn/A 34164-2023 tillsynsbegäran.docx
@@ -521,7 +521,7 @@
     <w:r>
       <w:tab/>
       <w:tab/>
-      <w:t>2026-09-26</w:t>
+      <w:t>2026-09-27</w:t>
       <w:br/>
       <w:br/>
     </w:r>

--- a/tillsyn/A 34164-2023 tillsynsbegäran.docx
+++ b/tillsyn/A 34164-2023 tillsynsbegäran.docx
@@ -521,7 +521,7 @@
     <w:r>
       <w:tab/>
       <w:tab/>
-      <w:t>2026-09-27</w:t>
+      <w:t>2026-09-28</w:t>
       <w:br/>
       <w:br/>
     </w:r>

--- a/tillsyn/A 34164-2023 tillsynsbegäran.docx
+++ b/tillsyn/A 34164-2023 tillsynsbegäran.docx
@@ -521,7 +521,7 @@
     <w:r>
       <w:tab/>
       <w:tab/>
-      <w:t>2026-09-28</w:t>
+      <w:t>2026-09-29</w:t>
       <w:br/>
       <w:br/>
     </w:r>

--- a/tillsyn/A 34164-2023 tillsynsbegäran.docx
+++ b/tillsyn/A 34164-2023 tillsynsbegäran.docx
@@ -521,7 +521,7 @@
     <w:r>
       <w:tab/>
       <w:tab/>
-      <w:t>2026-09-29</w:t>
+      <w:t>2026-09-30</w:t>
       <w:br/>
       <w:br/>
     </w:r>

--- a/tillsyn/A 34164-2023 tillsynsbegäran.docx
+++ b/tillsyn/A 34164-2023 tillsynsbegäran.docx
@@ -521,7 +521,7 @@
     <w:r>
       <w:tab/>
       <w:tab/>
-      <w:t>2026-09-30</w:t>
+      <w:t>2026-10-01</w:t>
       <w:br/>
       <w:br/>
     </w:r>

--- a/tillsyn/A 34164-2023 tillsynsbegäran.docx
+++ b/tillsyn/A 34164-2023 tillsynsbegäran.docx
@@ -521,7 +521,7 @@
     <w:r>
       <w:tab/>
       <w:tab/>
-      <w:t>2026-10-01</w:t>
+      <w:t>2026-10-02</w:t>
       <w:br/>
       <w:br/>
     </w:r>

--- a/tillsyn/A 34164-2023 tillsynsbegäran.docx
+++ b/tillsyn/A 34164-2023 tillsynsbegäran.docx
@@ -521,7 +521,7 @@
     <w:r>
       <w:tab/>
       <w:tab/>
-      <w:t>2026-10-02</w:t>
+      <w:t>2026-10-03</w:t>
       <w:br/>
       <w:br/>
     </w:r>

--- a/tillsyn/A 34164-2023 tillsynsbegäran.docx
+++ b/tillsyn/A 34164-2023 tillsynsbegäran.docx
@@ -521,7 +521,7 @@
     <w:r>
       <w:tab/>
       <w:tab/>
-      <w:t>2026-10-03</w:t>
+      <w:t>2026-10-04</w:t>
       <w:br/>
       <w:br/>
     </w:r>

--- a/tillsyn/A 34164-2023 tillsynsbegäran.docx
+++ b/tillsyn/A 34164-2023 tillsynsbegäran.docx
@@ -521,7 +521,7 @@
     <w:r>
       <w:tab/>
       <w:tab/>
-      <w:t>2026-10-04</w:t>
+      <w:t>2026-10-05</w:t>
       <w:br/>
       <w:br/>
     </w:r>

--- a/tillsyn/A 34164-2023 tillsynsbegäran.docx
+++ b/tillsyn/A 34164-2023 tillsynsbegäran.docx
@@ -521,7 +521,7 @@
     <w:r>
       <w:tab/>
       <w:tab/>
-      <w:t>2026-10-05</w:t>
+      <w:t>2026-10-06</w:t>
       <w:br/>
       <w:br/>
     </w:r>

--- a/tillsyn/A 34164-2023 tillsynsbegäran.docx
+++ b/tillsyn/A 34164-2023 tillsynsbegäran.docx
@@ -521,7 +521,7 @@
     <w:r>
       <w:tab/>
       <w:tab/>
-      <w:t>2026-10-06</w:t>
+      <w:t>2026-10-07</w:t>
       <w:br/>
       <w:br/>
     </w:r>

--- a/tillsyn/A 34164-2023 tillsynsbegäran.docx
+++ b/tillsyn/A 34164-2023 tillsynsbegäran.docx
@@ -521,7 +521,7 @@
     <w:r>
       <w:tab/>
       <w:tab/>
-      <w:t>2026-10-07</w:t>
+      <w:t>2026-10-08</w:t>
       <w:br/>
       <w:br/>
     </w:r>

--- a/tillsyn/A 34164-2023 tillsynsbegäran.docx
+++ b/tillsyn/A 34164-2023 tillsynsbegäran.docx
@@ -521,7 +521,7 @@
     <w:r>
       <w:tab/>
       <w:tab/>
-      <w:t>2026-10-08</w:t>
+      <w:t>2026-10-09</w:t>
       <w:br/>
       <w:br/>
     </w:r>

--- a/tillsyn/A 34164-2023 tillsynsbegäran.docx
+++ b/tillsyn/A 34164-2023 tillsynsbegäran.docx
@@ -521,7 +521,7 @@
     <w:r>
       <w:tab/>
       <w:tab/>
-      <w:t>2026-10-09</w:t>
+      <w:t>2026-10-10</w:t>
       <w:br/>
       <w:br/>
     </w:r>

--- a/tillsyn/A 34164-2023 tillsynsbegäran.docx
+++ b/tillsyn/A 34164-2023 tillsynsbegäran.docx
@@ -521,7 +521,7 @@
     <w:r>
       <w:tab/>
       <w:tab/>
-      <w:t>2026-10-10</w:t>
+      <w:t>2026-10-11</w:t>
       <w:br/>
       <w:br/>
     </w:r>

--- a/tillsyn/A 34164-2023 tillsynsbegäran.docx
+++ b/tillsyn/A 34164-2023 tillsynsbegäran.docx
@@ -521,7 +521,7 @@
     <w:r>
       <w:tab/>
       <w:tab/>
-      <w:t>2026-10-11</w:t>
+      <w:t>2026-10-12</w:t>
       <w:br/>
       <w:br/>
     </w:r>

--- a/tillsyn/A 34164-2023 tillsynsbegäran.docx
+++ b/tillsyn/A 34164-2023 tillsynsbegäran.docx
@@ -521,7 +521,7 @@
     <w:r>
       <w:tab/>
       <w:tab/>
-      <w:t>2026-10-12</w:t>
+      <w:t>2026-10-13</w:t>
       <w:br/>
       <w:br/>
     </w:r>

--- a/tillsyn/A 34164-2023 tillsynsbegäran.docx
+++ b/tillsyn/A 34164-2023 tillsynsbegäran.docx
@@ -521,7 +521,7 @@
     <w:r>
       <w:tab/>
       <w:tab/>
-      <w:t>2026-10-13</w:t>
+      <w:t>2026-10-14</w:t>
       <w:br/>
       <w:br/>
     </w:r>

--- a/tillsyn/A 34164-2023 tillsynsbegäran.docx
+++ b/tillsyn/A 34164-2023 tillsynsbegäran.docx
@@ -521,7 +521,7 @@
     <w:r>
       <w:tab/>
       <w:tab/>
-      <w:t>2026-10-14</w:t>
+      <w:t>2026-10-15</w:t>
       <w:br/>
       <w:br/>
     </w:r>

--- a/tillsyn/A 34164-2023 tillsynsbegäran.docx
+++ b/tillsyn/A 34164-2023 tillsynsbegäran.docx
@@ -521,7 +521,7 @@
     <w:r>
       <w:tab/>
       <w:tab/>
-      <w:t>2026-10-15</w:t>
+      <w:t>2026-10-16</w:t>
       <w:br/>
       <w:br/>
     </w:r>

--- a/tillsyn/A 34164-2023 tillsynsbegäran.docx
+++ b/tillsyn/A 34164-2023 tillsynsbegäran.docx
@@ -521,7 +521,7 @@
     <w:r>
       <w:tab/>
       <w:tab/>
-      <w:t>2026-10-16</w:t>
+      <w:t>2026-10-17</w:t>
       <w:br/>
       <w:br/>
     </w:r>

--- a/tillsyn/A 34164-2023 tillsynsbegäran.docx
+++ b/tillsyn/A 34164-2023 tillsynsbegäran.docx
@@ -521,7 +521,7 @@
     <w:r>
       <w:tab/>
       <w:tab/>
-      <w:t>2026-10-17</w:t>
+      <w:t>2026-10-18</w:t>
       <w:br/>
       <w:br/>
     </w:r>

--- a/tillsyn/A 34164-2023 tillsynsbegäran.docx
+++ b/tillsyn/A 34164-2023 tillsynsbegäran.docx
@@ -521,7 +521,7 @@
     <w:r>
       <w:tab/>
       <w:tab/>
-      <w:t>2026-10-18</w:t>
+      <w:t>2026-10-19</w:t>
       <w:br/>
       <w:br/>
     </w:r>

--- a/tillsyn/A 34164-2023 tillsynsbegäran.docx
+++ b/tillsyn/A 34164-2023 tillsynsbegäran.docx
@@ -521,7 +521,7 @@
     <w:r>
       <w:tab/>
       <w:tab/>
-      <w:t>2026-10-19</w:t>
+      <w:t>2026-10-20</w:t>
       <w:br/>
       <w:br/>
     </w:r>

--- a/tillsyn/A 34164-2023 tillsynsbegäran.docx
+++ b/tillsyn/A 34164-2023 tillsynsbegäran.docx
@@ -521,7 +521,7 @@
     <w:r>
       <w:tab/>
       <w:tab/>
-      <w:t>2026-10-20</w:t>
+      <w:t>2026-10-21</w:t>
       <w:br/>
       <w:br/>
     </w:r>

--- a/tillsyn/A 34164-2023 tillsynsbegäran.docx
+++ b/tillsyn/A 34164-2023 tillsynsbegäran.docx
@@ -521,7 +521,7 @@
     <w:r>
       <w:tab/>
       <w:tab/>
-      <w:t>2026-10-21</w:t>
+      <w:t>2026-10-22</w:t>
       <w:br/>
       <w:br/>
     </w:r>

--- a/tillsyn/A 34164-2023 tillsynsbegäran.docx
+++ b/tillsyn/A 34164-2023 tillsynsbegäran.docx
@@ -521,7 +521,7 @@
     <w:r>
       <w:tab/>
       <w:tab/>
-      <w:t>2026-10-22</w:t>
+      <w:t>2026-10-23</w:t>
       <w:br/>
       <w:br/>
     </w:r>

--- a/tillsyn/A 34164-2023 tillsynsbegäran.docx
+++ b/tillsyn/A 34164-2023 tillsynsbegäran.docx
@@ -521,7 +521,7 @@
     <w:r>
       <w:tab/>
       <w:tab/>
-      <w:t>2026-10-23</w:t>
+      <w:t>2026-10-24</w:t>
       <w:br/>
       <w:br/>
     </w:r>

--- a/tillsyn/A 34164-2023 tillsynsbegäran.docx
+++ b/tillsyn/A 34164-2023 tillsynsbegäran.docx
@@ -521,7 +521,7 @@
     <w:r>
       <w:tab/>
       <w:tab/>
-      <w:t>2026-10-24</w:t>
+      <w:t>2026-10-25</w:t>
       <w:br/>
       <w:br/>
     </w:r>

--- a/tillsyn/A 34164-2023 tillsynsbegäran.docx
+++ b/tillsyn/A 34164-2023 tillsynsbegäran.docx
@@ -521,7 +521,7 @@
     <w:r>
       <w:tab/>
       <w:tab/>
-      <w:t>2026-10-25</w:t>
+      <w:t>2026-10-26</w:t>
       <w:br/>
       <w:br/>
     </w:r>

--- a/tillsyn/A 34164-2023 tillsynsbegäran.docx
+++ b/tillsyn/A 34164-2023 tillsynsbegäran.docx
@@ -521,7 +521,7 @@
     <w:r>
       <w:tab/>
       <w:tab/>
-      <w:t>2026-10-26</w:t>
+      <w:t>2026-10-27</w:t>
       <w:br/>
       <w:br/>
     </w:r>

--- a/tillsyn/A 34164-2023 tillsynsbegäran.docx
+++ b/tillsyn/A 34164-2023 tillsynsbegäran.docx
@@ -521,7 +521,7 @@
     <w:r>
       <w:tab/>
       <w:tab/>
-      <w:t>2026-10-27</w:t>
+      <w:t>2026-10-28</w:t>
       <w:br/>
       <w:br/>
     </w:r>

--- a/tillsyn/A 34164-2023 tillsynsbegäran.docx
+++ b/tillsyn/A 34164-2023 tillsynsbegäran.docx
@@ -22,7 +22,7 @@
       <w:r>
         <w:drawing>
           <wp:inline xmlns:a="http://schemas.openxmlformats.org/drawingml/2006/main" xmlns:pic="http://schemas.openxmlformats.org/drawingml/2006/picture">
-            <wp:extent cx="5486400" cy="5471317"/>
+            <wp:extent cx="5486400" cy="5599522"/>
             <wp:docPr id="1" name="Picture 1"/>
             <wp:cNvGraphicFramePr>
               <a:graphicFrameLocks noChangeAspect="1"/>
@@ -43,7 +43,7 @@
                   <pic:spPr>
                     <a:xfrm>
                       <a:off x="0" y="0"/>
-                      <a:ext cx="5486400" cy="5471317"/>
+                      <a:ext cx="5486400" cy="5599522"/>
                     </a:xfrm>
                     <a:prstGeom prst="rect"/>
                   </pic:spPr>
@@ -65,7 +65,7 @@
     </w:p>
     <w:p>
       <w:r>
-        <w:t>I och inom 18 meter från avverkningsanmälan finns fynd av 2 naturvårdsarter, varav 2 är rödlistade, 1 är fridlyst och 2 är typiska (T): garnlav (VU, T) och tretåig hackspett (NT, T, §4). Se Figur 1.</w:t>
+        <w:t>I och inom 18 meter från avverkningsanmälan finns fynd av 6 naturvårdsarter, varav 4 är rödlistade, 3 är fridlysta, 4 är typiska (T) och 1 är signalart (S): garnlav (VU, T), talltita (NT, §4), tretåig hackspett (NT, T, §4), vitgrynig nållav (NT), vedticka (S, T) och spillkråka (T, §4). Se Figur 1.</w:t>
       </w:r>
     </w:p>
     <w:p>
@@ -133,6 +133,17 @@
         <w:rPr>
           <w:b/>
         </w:rPr>
+        <w:t>Talltita (NT, §4)</w:t>
+      </w:r>
+      <w:r>
+        <w:t>, rödlistad som nära hotad och prioriterad art i Skogsvårdslagen, har häckningsrevir i anmälan. Arten har minskat kraftigt de senaste 30 åren och minskningstakten innevarande 10-årsperiod beräknas till 20 (10–30) %. Talltitan är synnerligen trogen sitt cirka 15 hektar stora revir och är beroende av flerskiktade olikåldriga skogar för att kunna föda upp sina ungar. Talltitan försvinner om dess livsmiljö kalavverkas (Eggers &amp; Low, 2014; Ekman, 1979; Griesser et al, 2007; Klein, 2020; Siffczyk et al, 2003; SLU Artdatabanken, 2021).</w:t>
+      </w:r>
+    </w:p>
+    <w:p>
+      <w:r>
+        <w:rPr>
+          <w:b/>
+        </w:rPr>
         <w:t>Tretåig hackspett (NT, §4)</w:t>
       </w:r>
       <w:r>
@@ -155,6 +166,66 @@
       </w:r>
       <w:r>
         <w:t xml:space="preserve"> (Skogsstyrelsen, 2016; SLU Artdatabanken, 2024).</w:t>
+      </w:r>
+    </w:p>
+    <w:p>
+      <w:r>
+        <w:rPr>
+          <w:b/>
+        </w:rPr>
+        <w:t>Vitgrynig nållav (NT)</w:t>
+      </w:r>
+      <w:r>
+        <w:t xml:space="preserve"> växer nästan uteslutande på bark av gamla, senvuxna granar i skuggiga lägen med hög och jämn luftfuktighet. Den vanligaste naturtypen för arten är kontinuitetsskogar på frisk mark men den finns också i sumpgranskogar. På lång sikt utgör avverkningar av olikåldriga granskogar av naturskogskaraktär ett allvarligt hot mot arten och skogsbruksåtgärder på eller i närheten av växtplatserna bör undvikas. Naturskogsartade, fuktiga granskogar med förekomster av arten signalerar höga biologiska värden och bör bevaras (SLU Artdatabanken, 2024; Nitare &amp; Skogsstyrelsen, 2019).</w:t>
+      </w:r>
+    </w:p>
+    <w:p>
+      <w:r>
+        <w:rPr>
+          <w:b/>
+        </w:rPr>
+        <w:t xml:space="preserve">Vedticka </w:t>
+      </w:r>
+      <w:r>
+        <w:t xml:space="preserve">är en bra signalart söder om den naturliga norrlandsgränsen. Den är huvudsakligen knuten till äldre barrskogar där det föreligger långvarig kontinuitet av död barrved. Vedticka är typisk art för </w:t>
+      </w:r>
+      <w:r>
+        <w:rPr>
+          <w:i/>
+        </w:rPr>
+        <w:t xml:space="preserve">9010 Taiga </w:t>
+      </w:r>
+      <w:r>
+        <w:t>(Nitare &amp; Skogsstyrelsen, 2019; SLU Artdatabanken, 2025).</w:t>
+      </w:r>
+    </w:p>
+    <w:p>
+      <w:r>
+        <w:rPr>
+          <w:b/>
+        </w:rPr>
+        <w:t>Spillkråka (§4)</w:t>
+      </w:r>
+      <w:r>
+        <w:t xml:space="preserve"> omfattas av bilaga 1 i EU:s fågeldirektiv och är typisk art för </w:t>
+      </w:r>
+      <w:r>
+        <w:rPr>
+          <w:i/>
+        </w:rPr>
+        <w:t xml:space="preserve">9010 Taiga </w:t>
+      </w:r>
+      <w:r>
+        <w:t>och</w:t>
+      </w:r>
+      <w:r>
+        <w:rPr>
+          <w:i/>
+        </w:rPr>
+        <w:t xml:space="preserve"> 9740 Skogsbevuxen myr</w:t>
+      </w:r>
+      <w:r>
+        <w:t>. Den behöver grova träd, främst tall, asp och bok som boträd. Skogsbruk med korta omloppstider och täta, homogena ungskogar utgör det största hotet. Spillkråka är en nyckelart i skogliga miljöer vars övergivna bohål utnyttjas av flera andra hålhäckande fågelarter och fladdermöss, däribland pärluggla (EN, §4), knipa (§4), salskrake (§4) och skogsduva (§4). Hökuggla (VU, §4) och slaguggla (§4) häckar ofta i högstubbar som brutits av i höjd med ett gammalt spillkråkebo (SLU Artdatabanken, 2026; Skogsstyrelsen, 2016).</w:t>
       </w:r>
     </w:p>
     <w:p>
@@ -190,6 +261,126 @@
       </w:pPr>
       <w:r>
         <w:t>BILAGA 1 – Fridlysta arter</w:t>
+      </w:r>
+    </w:p>
+    <w:p>
+      <w:pPr>
+        <w:pStyle w:val="Heading1"/>
+      </w:pPr>
+      <w:r>
+        <w:t>Talltita – ekologi samt krav på livsmiljön</w:t>
+      </w:r>
+    </w:p>
+    <w:p>
+      <w:r>
+        <w:t>Talltita är rödlistad som NT, fridlyst och prioriterad art i Skogsvårdslagen. Den omfattas av EU:s fågeldirektiv. Arten har minskat kraftigt de senaste 30 åren och minskningstakten innevarande 10-årsperiod beräknas till 20 (10–30) % (SLU Artdatabanken, 2022).</w:t>
+      </w:r>
+    </w:p>
+    <w:p>
+      <w:r>
+        <w:t>Talltita föredrar större sammanhängande barrskogar, och finns såväl i tallskog som granskog och i lövblandad barrskog. Skogens struktur är viktig och ska helst vara flerskiktad med riklig underväxt av mindre granar, björk och andra lövträd och buskar. Tillgång på murknande högstubbar är särskilt viktig, eftersom talltitan helst själv hackar ut sitt bohål (SLU Artdatabanken, 2022).</w:t>
+      </w:r>
+    </w:p>
+    <w:p>
+      <w:r>
+        <w:t>Det finns flera studier som visar att talltita är känslig för gallring och inte överlever när dess livsmiljö kalavverkas (Eggers and Low, 2014; Griesser et al., 2007; Klein, 2020). Talltitans revir är förhållandevis stora, 10–20 hektar och arten missgynnas när skogen fragmenteras. Kalavverkning av större delar av reviret innebär att det överges (Artdatabanken, 2021).</w:t>
+      </w:r>
+    </w:p>
+    <w:p>
+      <w:r>
+        <w:t>Talltitan är synnerligen trogen sitt revir så länge paret lever och biotopen förblir intakt. Paret stannar i sitt revir året om. En förlust av ett revir har därför en stor inverkan på den lokala populationen och trakthyggesbruket anses vara orsak till den svenska populationens kraftiga minskning. Talltiteparets revirtrohet innebär att närhelst under året man observerar en adult talltita så ingår denna plats i reviret (Siffczyk et al., 2003; Ekman, 1979).</w:t>
+      </w:r>
+    </w:p>
+    <w:p>
+      <w:pPr>
+        <w:pStyle w:val="Heading2"/>
+      </w:pPr>
+      <w:r>
+        <w:t>Referenser – talltita</w:t>
+      </w:r>
+    </w:p>
+    <w:p>
+      <w:r>
+        <w:t xml:space="preserve">Eggers, S., Low, M., 2014. </w:t>
+      </w:r>
+      <w:r>
+        <w:rPr>
+          <w:i/>
+        </w:rPr>
+        <w:t xml:space="preserve">Differential demographic responses of sympatric Parids to vegetation management in boreal forest. </w:t>
+      </w:r>
+      <w:r>
+        <w:t>For. Ecol. Manage. 319, 169–175.</w:t>
+      </w:r>
+    </w:p>
+    <w:p>
+      <w:r>
+        <w:t xml:space="preserve">Ekman, J., 1979. </w:t>
+      </w:r>
+      <w:r>
+        <w:rPr>
+          <w:i/>
+        </w:rPr>
+        <w:t xml:space="preserve">Coherence, composition and territories of winter social groups of the Willow Tit Parus montanus and the Crested Tit P. cristatus. </w:t>
+      </w:r>
+      <w:r>
+        <w:t>Ornis Scandinavica, 10, pp 56–68</w:t>
+      </w:r>
+    </w:p>
+    <w:p>
+      <w:r>
+        <w:t xml:space="preserve">Griesser, M., Nystrand, M., Eggers, S., Ekman, J., 2007. </w:t>
+      </w:r>
+      <w:r>
+        <w:rPr>
+          <w:i/>
+        </w:rPr>
+        <w:t xml:space="preserve">Impact of forestry practices on fitness correlates and population productivity in an open-nesting bird species. </w:t>
+      </w:r>
+      <w:r>
+        <w:t>Conserv. Biol. 21, 767–774. https://doi.org/10.1111/j.1523- 1739.2007.00675.x</w:t>
+      </w:r>
+    </w:p>
+    <w:p>
+      <w:r>
+        <w:t xml:space="preserve">Klein, J., 2020. </w:t>
+      </w:r>
+      <w:r>
+        <w:rPr>
+          <w:i/>
+        </w:rPr>
+        <w:t xml:space="preserve">The forgotten forest – On thinning, retention, and biodiversity in the boreal forest. </w:t>
+      </w:r>
+      <w:r>
+        <w:t>Doctoral Thesis No. 2020:50</w:t>
+      </w:r>
+    </w:p>
+    <w:p>
+      <w:r>
+        <w:t xml:space="preserve">Siffczyk, C., Brotons, L., Kangas, K., Orell, M., 2003. </w:t>
+      </w:r>
+      <w:r>
+        <w:rPr>
+          <w:i/>
+        </w:rPr>
+        <w:t xml:space="preserve">Home range size of willow tits. </w:t>
+      </w:r>
+      <w:r>
+        <w:t>Oecologica, 136, 635–642 (2003)</w:t>
+      </w:r>
+    </w:p>
+    <w:p>
+      <w:r>
+        <w:t xml:space="preserve">SLU Artdatabanken, 2021. </w:t>
+      </w:r>
+      <w:r>
+        <w:rPr>
+          <w:i/>
+        </w:rPr>
+        <w:t xml:space="preserve">Artfaktablad. Naturvård – artfakta. </w:t>
+      </w:r>
+      <w:r>
+        <w:t>SLU Artdatabanken, Uppsala</w:t>
       </w:r>
     </w:p>
     <w:p>
@@ -393,6 +584,78 @@
         <w:t>Acta Ornithologica 40(1): 53–60.</w:t>
       </w:r>
     </w:p>
+    <w:p>
+      <w:pPr>
+        <w:pStyle w:val="Heading1"/>
+      </w:pPr>
+      <w:r>
+        <w:t>Spillkråka – ekologi samt krav på livsmiljön</w:t>
+      </w:r>
+    </w:p>
+    <w:p>
+      <w:r>
+        <w:t xml:space="preserve">Spillkråka (§4) ingår i bilaga 1 EU:s fågeldirektiv och är typisk art för </w:t>
+      </w:r>
+      <w:r>
+        <w:rPr>
+          <w:i/>
+        </w:rPr>
+        <w:t xml:space="preserve">9010 Taiga </w:t>
+      </w:r>
+      <w:r>
+        <w:t>och</w:t>
+      </w:r>
+      <w:r>
+        <w:rPr>
+          <w:i/>
+        </w:rPr>
+        <w:t xml:space="preserve"> 9740 Skogsbevuxen myr</w:t>
+      </w:r>
+      <w:r>
+        <w:t>. Den lever i både barr- och blandskog liksom i ren lövskog. De tätaste populationerna tenderar att finnas i äldre, variationsrik blandskog med gott om död ved och gamla träd. Varje par utnyttjar 400–1000 hektar skog beroende på skogens kvalitet. Skogsbruk med korta omloppstider och täta, homogena ungskogar utgör det största hotet (SLU Artdatabanken, 2026).</w:t>
+      </w:r>
+    </w:p>
+    <w:p>
+      <w:r>
+        <w:t>Spillkråka är en nyckelart i skogliga miljöer vars övergivna bohål utnyttjas av flera andra hålhäckande fågelarter och fladdermöss, däribland pärluggla (EN, §4), knipa (§4), salskrake (§4) och skogsduva (§4). Hökuggla (VU, §4) och slaguggla (§4) häckar ofta i högstubbar som brutits av i höjd med ett gammalt spillkråkebo (Skogsstyrelsen, 2016).</w:t>
+      </w:r>
+    </w:p>
+    <w:p>
+      <w:pPr>
+        <w:pStyle w:val="Heading2"/>
+      </w:pPr>
+      <w:r>
+        <w:t>Referenser – spillkråka</w:t>
+      </w:r>
+    </w:p>
+    <w:p>
+      <w:r>
+        <w:t xml:space="preserve">Skogsstyrelsen, 2016. </w:t>
+      </w:r>
+      <w:r>
+        <w:rPr>
+          <w:i/>
+        </w:rPr>
+        <w:t xml:space="preserve">Vägledning för hänsyn till spillkråka. </w:t>
+      </w:r>
+      <w:r>
+        <w:t>Vägledningar och kunskapsstöd artskydd – Skogsstyrelsen.</w:t>
+      </w:r>
+    </w:p>
+    <w:p>
+      <w:r>
+        <w:t xml:space="preserve">SLU Artdatabanken, 2026. </w:t>
+      </w:r>
+      <w:r>
+        <w:rPr>
+          <w:i/>
+        </w:rPr>
+        <w:t xml:space="preserve">Artfaktablad. Naturvård – artfakta. </w:t>
+      </w:r>
+      <w:r>
+        <w:t>SLU Artdatabanken, Uppsala.</w:t>
+      </w:r>
+    </w:p>
     <w:sectPr>
       <w:headerReference w:type="even" r:id="rId8"/>
       <w:headerReference w:type="default" r:id="rId9"/>
@@ -521,7 +784,7 @@
     <w:r>
       <w:tab/>
       <w:tab/>
-      <w:t>2026-10-28</w:t>
+      <w:t>2026-10-29</w:t>
       <w:br/>
       <w:br/>
     </w:r>

--- a/tillsyn/A 34164-2023 tillsynsbegäran.docx
+++ b/tillsyn/A 34164-2023 tillsynsbegäran.docx
@@ -784,7 +784,7 @@
     <w:r>
       <w:tab/>
       <w:tab/>
-      <w:t>2026-10-29</w:t>
+      <w:t>2026-10-31</w:t>
       <w:br/>
       <w:br/>
     </w:r>
